--- a/Chapter1.docx
+++ b/Chapter1.docx
@@ -1,11 +1,12 @@
 
 <file path=word/document.xml><?xml version="1.0" encoding="utf-8"?>
-<w:document xmlns:wpc="http://schemas.microsoft.com/office/word/2010/wordprocessingCanvas" xmlns:cx="http://schemas.microsoft.com/office/drawing/2014/chartex" xmlns:cx1="http://schemas.microsoft.com/office/drawing/2015/9/8/chartex" xmlns:cx2="http://schemas.microsoft.com/office/drawing/2015/10/21/chartex" xmlns:cx3="http://schemas.microsoft.com/office/drawing/2016/5/9/chartex" xmlns:cx4="http://schemas.microsoft.com/office/drawing/2016/5/10/chartex" xmlns:cx5="http://schemas.microsoft.com/office/drawing/2016/5/11/chartex" xmlns:cx6="http://schemas.microsoft.com/office/drawing/2016/5/12/chartex" xmlns:cx7="http://schemas.microsoft.com/office/drawing/2016/5/13/chartex" xmlns:cx8="http://schemas.microsoft.com/office/drawing/2016/5/14/chartex" xmlns:mc="http://schemas.openxmlformats.org/markup-compatibility/2006" xmlns:aink="http://schemas.microsoft.com/office/drawing/2016/ink" xmlns:am3d="http://schemas.microsoft.com/office/drawing/2017/model3d" xmlns:o="urn:schemas-microsoft-com:office:office" xmlns:oel="http://schemas.microsoft.com/office/2019/extlst" xmlns:r="http://schemas.openxmlformats.org/officeDocument/2006/relationships" xmlns:m="http://schemas.openxmlformats.org/officeDocument/2006/math" xmlns:v="urn:schemas-microsoft-com:vml" xmlns:wp14="http://schemas.microsoft.com/office/word/2010/wordprocessingDrawing" xmlns:wp="http://schemas.openxmlformats.org/drawingml/2006/wordprocessingDrawing" xmlns:w10="urn:schemas-microsoft-com:office:word" xmlns:w="http://schemas.openxmlformats.org/wordprocessingml/2006/main" xmlns:w14="http://schemas.microsoft.com/office/word/2010/wordml" xmlns:w15="http://schemas.microsoft.com/office/word/2012/wordml" xmlns:w16cei="http://schemas.microsoft.com/office/word/2026/wordml/cei" xmlns:w16cex="http://schemas.microsoft.com/office/word/2018/wordml/cex" xmlns:w16cid="http://schemas.microsoft.com/office/word/2016/wordml/cid" xmlns:w16="http://schemas.microsoft.com/office/word/2018/wordml" xmlns:w16du="http://schemas.microsoft.com/office/word/2023/wordml/word16du" xmlns:w16sdtdh="http://schemas.microsoft.com/office/word/2020/wordml/sdtdatahash" xmlns:w16sdtfl="http://schemas.microsoft.com/office/word/2024/wordml/sdtformatlock" xmlns:w16se="http://schemas.microsoft.com/office/word/2015/wordml/symex" xmlns:wpg="http://schemas.microsoft.com/office/word/2010/wordprocessingGroup" xmlns:wpi="http://schemas.microsoft.com/office/word/2010/wordprocessingInk" xmlns:wne="http://schemas.microsoft.com/office/word/2006/wordml" xmlns:wps="http://schemas.microsoft.com/office/word/2010/wordprocessingShape" mc:Ignorable="w14 w15 w16se w16cid w16 w16cex w16sdtdh w16sdtfl w16du wp14">
+<w:document xmlns:wpc="http://schemas.microsoft.com/office/word/2010/wordprocessingCanvas" xmlns:cx="http://schemas.microsoft.com/office/drawing/2014/chartex" xmlns:cx1="http://schemas.microsoft.com/office/drawing/2015/9/8/chartex" xmlns:cx2="http://schemas.microsoft.com/office/drawing/2015/10/21/chartex" xmlns:cx3="http://schemas.microsoft.com/office/drawing/2016/5/9/chartex" xmlns:cx4="http://schemas.microsoft.com/office/drawing/2016/5/10/chartex" xmlns:cx5="http://schemas.microsoft.com/office/drawing/2016/5/11/chartex" xmlns:cx6="http://schemas.microsoft.com/office/drawing/2016/5/12/chartex" xmlns:cx7="http://schemas.microsoft.com/office/drawing/2016/5/13/chartex" xmlns:cx8="http://schemas.microsoft.com/office/drawing/2016/5/14/chartex" xmlns:mc="http://schemas.openxmlformats.org/markup-compatibility/2006" xmlns:aink="http://schemas.microsoft.com/office/drawing/2016/ink" xmlns:am3d="http://schemas.microsoft.com/office/drawing/2017/model3d" xmlns:o="urn:schemas-microsoft-com:office:office" xmlns:oel="http://schemas.microsoft.com/office/2019/extlst" xmlns:r="http://schemas.openxmlformats.org/officeDocument/2006/relationships" xmlns:m="http://schemas.openxmlformats.org/officeDocument/2006/math" xmlns:v="urn:schemas-microsoft-com:vml" xmlns:wp14="http://schemas.microsoft.com/office/word/2010/wordprocessingDrawing" xmlns:wp="http://schemas.openxmlformats.org/drawingml/2006/wordprocessingDrawing" xmlns:w10="urn:schemas-microsoft-com:office:word" xmlns:w="http://schemas.openxmlformats.org/wordprocessingml/2006/main" xmlns:w14="http://schemas.microsoft.com/office/word/2010/wordml" xmlns:w15="http://schemas.microsoft.com/office/word/2012/wordml" xmlns:w16cex="http://schemas.microsoft.com/office/word/2018/wordml/cex" xmlns:w16cid="http://schemas.microsoft.com/office/word/2016/wordml/cid" xmlns:w16="http://schemas.microsoft.com/office/word/2018/wordml" xmlns:w16du="http://schemas.microsoft.com/office/word/2023/wordml/word16du" xmlns:w16sdtdh="http://schemas.microsoft.com/office/word/2020/wordml/sdtdatahash" xmlns:w16sdtfl="http://schemas.microsoft.com/office/word/2024/wordml/sdtformatlock" xmlns:w16se="http://schemas.microsoft.com/office/word/2015/wordml/symex" xmlns:wpg="http://schemas.microsoft.com/office/word/2010/wordprocessingGroup" xmlns:wpi="http://schemas.microsoft.com/office/word/2010/wordprocessingInk" xmlns:wne="http://schemas.microsoft.com/office/word/2006/wordml" xmlns:wps="http://schemas.microsoft.com/office/word/2010/wordprocessingShape" mc:Ignorable="w14 w15 w16se w16cid w16 w16cex w16sdtdh w16sdtfl w16du wp14">
   <w:body>
     <w:p>
       <w:pPr>
         <w:pStyle w:val="Heading1"/>
-        <w:spacing w:line="480" w:lineRule="auto"/>
+        <w:spacing w:line="360" w:lineRule="auto"/>
+        <w:jc w:val="both"/>
       </w:pPr>
       <w:r>
         <w:t>C</w:t>
@@ -16,7 +17,8 @@
     </w:p>
     <w:p>
       <w:pPr>
-        <w:spacing w:line="480" w:lineRule="auto"/>
+        <w:spacing w:line="360" w:lineRule="auto"/>
+        <w:jc w:val="both"/>
         <w:rPr>
           <w:rFonts w:ascii="Times New Roman" w:hAnsi="Times New Roman" w:cs="Times New Roman"/>
         </w:rPr>
@@ -49,6 +51,7 @@
     <w:p>
       <w:pPr>
         <w:spacing w:line="360" w:lineRule="auto"/>
+        <w:jc w:val="both"/>
         <w:rPr>
           <w:rFonts w:ascii="Times New Roman" w:hAnsi="Times New Roman" w:cs="Times New Roman"/>
           <w:b/>
@@ -84,7 +87,43 @@
         <w:rPr>
           <w:rFonts w:ascii="Times New Roman" w:hAnsi="Times New Roman" w:cs="Times New Roman"/>
         </w:rPr>
-        <w:t>In an increasingly connected world, modern digital interactions rely heavily on robust and reliable identity verification. Traditional identity management systems generally depend on centralized databases that require users to disclose full-identity personal details to access services. This centralized aggregation of personal data creates significant vulnerabilities, exposing individuals and organizations to rising threats of cyber</w:t>
+        <w:t xml:space="preserve">In an increasingly connected world, modern digital interactions rely heavily on robust and reliable identity verification. Traditional identity management systems generally depend on centralized databases that require users to disclose full-identity personal details to access services. This centralized aggregation of personal data creates significant vulnerabilities, exposing individuals and organizations to rising threats of </w:t>
+      </w:r>
+      <w:r>
+        <w:rPr>
+          <w:rFonts w:ascii="Times New Roman" w:hAnsi="Times New Roman" w:cs="Times New Roman"/>
+        </w:rPr>
+        <w:t>cyber</w:t>
+      </w:r>
+      <w:r>
+        <w:rPr>
+          <w:rFonts w:ascii="Times New Roman" w:hAnsi="Times New Roman" w:cs="Times New Roman"/>
+        </w:rPr>
+        <w:t>-</w:t>
+      </w:r>
+      <w:r>
+        <w:rPr>
+          <w:rFonts w:ascii="Times New Roman" w:hAnsi="Times New Roman" w:cs="Times New Roman"/>
+        </w:rPr>
+        <w:t>attacks</w:t>
+      </w:r>
+      <w:r>
+        <w:rPr>
+          <w:rFonts w:ascii="Times New Roman" w:hAnsi="Times New Roman" w:cs="Times New Roman"/>
+        </w:rPr>
+        <w:t xml:space="preserve">, identity theft and large-scale data breaches.  To address these vulnerabilities, Attribute-Based Credentials (ABCs) have emerged as a privacy-preserving </w:t>
+      </w:r>
+      <w:r>
+        <w:rPr>
+          <w:rFonts w:ascii="Times New Roman" w:hAnsi="Times New Roman" w:cs="Times New Roman"/>
+        </w:rPr>
+        <w:t>alternative solution</w:t>
+      </w:r>
+      <w:r>
+        <w:rPr>
+          <w:rFonts w:ascii="Times New Roman" w:hAnsi="Times New Roman" w:cs="Times New Roman"/>
+        </w:rPr>
+        <w:t xml:space="preserve"> in identity verification. Instead of revealing a person's full identity, ABCs allow users to prove specific traits</w:t>
       </w:r>
       <w:r>
         <w:rPr>
@@ -96,19 +135,7 @@
         <w:rPr>
           <w:rFonts w:ascii="Times New Roman" w:hAnsi="Times New Roman" w:cs="Times New Roman"/>
         </w:rPr>
-        <w:t xml:space="preserve">attacks, identity theft and large-scale data breaches.  To address these vulnerabilities, Attribute-Based Credentials (ABCs) have emerged as a privacy-preserving </w:t>
-      </w:r>
-      <w:r>
-        <w:rPr>
-          <w:rFonts w:ascii="Times New Roman" w:hAnsi="Times New Roman" w:cs="Times New Roman"/>
-        </w:rPr>
-        <w:t>alternative solution</w:t>
-      </w:r>
-      <w:r>
-        <w:rPr>
-          <w:rFonts w:ascii="Times New Roman" w:hAnsi="Times New Roman" w:cs="Times New Roman"/>
-        </w:rPr>
-        <w:t xml:space="preserve"> in identity verification. Instead of revealing a person's full identity, ABCs allow users to prove specific traits</w:t>
+        <w:t>such as being over a certain age or holding a specific clearance</w:t>
       </w:r>
       <w:r>
         <w:rPr>
@@ -120,18 +147,6 @@
         <w:rPr>
           <w:rFonts w:ascii="Times New Roman" w:hAnsi="Times New Roman" w:cs="Times New Roman"/>
         </w:rPr>
-        <w:t>such as being over a certain age or holding a specific clearance</w:t>
-      </w:r>
-      <w:r>
-        <w:rPr>
-          <w:rFonts w:ascii="Times New Roman" w:hAnsi="Times New Roman" w:cs="Times New Roman"/>
-        </w:rPr>
-        <w:t xml:space="preserve"> </w:t>
-      </w:r>
-      <w:r>
-        <w:rPr>
-          <w:rFonts w:ascii="Times New Roman" w:hAnsi="Times New Roman" w:cs="Times New Roman"/>
-        </w:rPr>
         <w:t xml:space="preserve">without exposing sensitive data.  Simultaneously, blockchain networks like Ethereum provide a decentralized, tamper-resistant platform for public auditing and verification, removing the single points of failure inherent in central databases. However, public blockchains natively expose transaction data to all network participants, introducing severe privacy challenges when handling identity claims.  To reconcile the transparency of public blockchains with stringent user privacy requirements, Zero-Knowledge Succinct Non-Interactive Arguments of Knowledge (ZK-SNARKs) serve as a critical </w:t>
       </w:r>
       <w:r>
@@ -165,9 +180,9 @@
     <w:p>
       <w:pPr>
         <w:pStyle w:val="Heading3"/>
-      </w:pPr>
-      <w:r>
-        <w:lastRenderedPageBreak/>
+        <w:jc w:val="both"/>
+      </w:pPr>
+      <w:r>
         <w:t xml:space="preserve">1.2 </w:t>
       </w:r>
       <w:r>
@@ -203,6 +218,7 @@
           <w:b/>
           <w:bCs/>
         </w:rPr>
+        <w:lastRenderedPageBreak/>
         <w:t>Computationally Intensive Proof Generation:</w:t>
       </w:r>
       <w:r>
@@ -277,6 +293,7 @@
     <w:p>
       <w:pPr>
         <w:pStyle w:val="Heading3"/>
+        <w:jc w:val="both"/>
       </w:pPr>
       <w:r>
         <w:t>1.</w:t>
@@ -427,21 +444,22 @@
           <w:b/>
           <w:bCs/>
         </w:rPr>
+        <w:t>Analyze Trade-offs and Optimization Pathways:</w:t>
+      </w:r>
+      <w:r>
+        <w:rPr>
+          <w:rFonts w:ascii="Times New Roman" w:hAnsi="Times New Roman" w:cs="Times New Roman"/>
+        </w:rPr>
+        <w:t xml:space="preserve"> Provide actionable insights and architectural recommendations regarding the balance between privacy, security, computational speed, and cost-effectiveness for decentralized identity implementations.</w:t>
+      </w:r>
+    </w:p>
+    <w:p>
+      <w:pPr>
+        <w:pStyle w:val="Heading3"/>
+        <w:jc w:val="both"/>
+      </w:pPr>
+      <w:r>
         <w:lastRenderedPageBreak/>
-        <w:t>Analyze Trade-offs and Optimization Pathways:</w:t>
-      </w:r>
-      <w:r>
-        <w:rPr>
-          <w:rFonts w:ascii="Times New Roman" w:hAnsi="Times New Roman" w:cs="Times New Roman"/>
-        </w:rPr>
-        <w:t xml:space="preserve"> Provide actionable insights and architectural recommendations regarding the balance between privacy, security, computational speed, and cost-effectiveness for decentralized identity implementations.</w:t>
-      </w:r>
-    </w:p>
-    <w:p>
-      <w:pPr>
-        <w:pStyle w:val="Heading3"/>
-      </w:pPr>
-      <w:r>
         <w:t>1.</w:t>
       </w:r>
       <w:r>
@@ -503,19 +521,7 @@
         <w:rPr>
           <w:rFonts w:ascii="Times New Roman" w:hAnsi="Times New Roman" w:cs="Times New Roman"/>
         </w:rPr>
-        <w:t xml:space="preserve">What </w:t>
-      </w:r>
-      <w:r>
-        <w:rPr>
-          <w:rFonts w:ascii="Times New Roman" w:hAnsi="Times New Roman" w:cs="Times New Roman"/>
-        </w:rPr>
-        <w:t>is</w:t>
-      </w:r>
-      <w:r>
-        <w:rPr>
-          <w:rFonts w:ascii="Times New Roman" w:hAnsi="Times New Roman" w:cs="Times New Roman"/>
-        </w:rPr>
-        <w:t xml:space="preserve"> the computational overhead, execution latency, and gas costs associated with verifying Noir-generated ZK-SNARK proofs using smart contracts on the Ethereum blockchain?</w:t>
+        <w:t>What is the computational overhead, execution latency, and gas costs associated with verifying Noir-generated ZK-SNARK proofs using smart contracts on the Ethereum blockchain?</w:t>
       </w:r>
     </w:p>
     <w:p>
@@ -561,6 +567,7 @@
     <w:p>
       <w:pPr>
         <w:pStyle w:val="Heading3"/>
+        <w:jc w:val="both"/>
       </w:pPr>
       <w:r>
         <w:t xml:space="preserve">1.5 Significance </w:t>
@@ -704,51 +711,52 @@
         <w:rPr>
           <w:rFonts w:ascii="Times New Roman" w:hAnsi="Times New Roman" w:cs="Times New Roman"/>
         </w:rPr>
+        <w:t xml:space="preserve">Alternate cryptographic primitives (e.g., STARKs, Bulletproofs) or non-EVM blockchain architectures remain outside the immediate scope of this research.  </w:t>
+      </w:r>
+    </w:p>
+    <w:p>
+      <w:pPr>
+        <w:pStyle w:val="Heading3"/>
+        <w:jc w:val="both"/>
+      </w:pPr>
+      <w:r>
+        <w:t xml:space="preserve">1.6 </w:t>
+      </w:r>
+      <w:r>
+        <w:t>Organization</w:t>
+      </w:r>
+      <w:r>
+        <w:t xml:space="preserve"> of the Study</w:t>
+      </w:r>
+    </w:p>
+    <w:p>
+      <w:pPr>
+        <w:spacing w:line="360" w:lineRule="auto"/>
+        <w:jc w:val="both"/>
+        <w:rPr>
+          <w:rFonts w:ascii="Times New Roman" w:hAnsi="Times New Roman" w:cs="Times New Roman"/>
+        </w:rPr>
+      </w:pPr>
+      <w:r>
+        <w:rPr>
+          <w:rFonts w:ascii="Times New Roman" w:hAnsi="Times New Roman" w:cs="Times New Roman"/>
+        </w:rPr>
+        <w:t>The remainder of this study is organized as follows:</w:t>
+      </w:r>
+    </w:p>
+    <w:p>
+      <w:pPr>
+        <w:spacing w:line="360" w:lineRule="auto"/>
+        <w:jc w:val="both"/>
+        <w:rPr>
+          <w:rFonts w:ascii="Times New Roman" w:hAnsi="Times New Roman" w:cs="Times New Roman"/>
+        </w:rPr>
+      </w:pPr>
+      <w:r>
+        <w:rPr>
+          <w:rFonts w:ascii="Times New Roman" w:hAnsi="Times New Roman" w:cs="Times New Roman"/>
+        </w:rPr>
         <w:lastRenderedPageBreak/>
-        <w:t xml:space="preserve">Alternate cryptographic primitives (e.g., STARKs, Bulletproofs) or non-EVM blockchain architectures remain outside the immediate scope of this research.  </w:t>
-      </w:r>
-    </w:p>
-    <w:p>
-      <w:pPr>
-        <w:pStyle w:val="Heading3"/>
-      </w:pPr>
-      <w:r>
-        <w:t xml:space="preserve">1.6 </w:t>
-      </w:r>
-      <w:r>
-        <w:t>Organization</w:t>
-      </w:r>
-      <w:r>
-        <w:t xml:space="preserve"> of the Study</w:t>
-      </w:r>
-    </w:p>
-    <w:p>
-      <w:pPr>
-        <w:spacing w:line="360" w:lineRule="auto"/>
-        <w:jc w:val="both"/>
-        <w:rPr>
-          <w:rFonts w:ascii="Times New Roman" w:hAnsi="Times New Roman" w:cs="Times New Roman"/>
-        </w:rPr>
-      </w:pPr>
-      <w:r>
-        <w:rPr>
-          <w:rFonts w:ascii="Times New Roman" w:hAnsi="Times New Roman" w:cs="Times New Roman"/>
-        </w:rPr>
-        <w:t>The remainder of this study is organized as follows:</w:t>
-      </w:r>
-    </w:p>
-    <w:p>
-      <w:pPr>
-        <w:spacing w:line="360" w:lineRule="auto"/>
-        <w:jc w:val="both"/>
-        <w:rPr>
-          <w:rFonts w:ascii="Times New Roman" w:hAnsi="Times New Roman" w:cs="Times New Roman"/>
-        </w:rPr>
-      </w:pPr>
-      <w:r>
-        <w:rPr>
-          <w:rFonts w:ascii="Times New Roman" w:hAnsi="Times New Roman" w:cs="Times New Roman"/>
-        </w:rPr>
         <w:t>Chapter 2</w:t>
       </w:r>
       <w:r>
@@ -1045,7 +1053,7 @@
 </file>
 
 <file path=word/numbering.xml><?xml version="1.0" encoding="utf-8"?>
-<w:numbering xmlns:wpc="http://schemas.microsoft.com/office/word/2010/wordprocessingCanvas" xmlns:cx="http://schemas.microsoft.com/office/drawing/2014/chartex" xmlns:cx1="http://schemas.microsoft.com/office/drawing/2015/9/8/chartex" xmlns:cx2="http://schemas.microsoft.com/office/drawing/2015/10/21/chartex" xmlns:cx3="http://schemas.microsoft.com/office/drawing/2016/5/9/chartex" xmlns:cx4="http://schemas.microsoft.com/office/drawing/2016/5/10/chartex" xmlns:cx5="http://schemas.microsoft.com/office/drawing/2016/5/11/chartex" xmlns:cx6="http://schemas.microsoft.com/office/drawing/2016/5/12/chartex" xmlns:cx7="http://schemas.microsoft.com/office/drawing/2016/5/13/chartex" xmlns:cx8="http://schemas.microsoft.com/office/drawing/2016/5/14/chartex" xmlns:mc="http://schemas.openxmlformats.org/markup-compatibility/2006" xmlns:aink="http://schemas.microsoft.com/office/drawing/2016/ink" xmlns:am3d="http://schemas.microsoft.com/office/drawing/2017/model3d" xmlns:o="urn:schemas-microsoft-com:office:office" xmlns:oel="http://schemas.microsoft.com/office/2019/extlst" xmlns:r="http://schemas.openxmlformats.org/officeDocument/2006/relationships" xmlns:m="http://schemas.openxmlformats.org/officeDocument/2006/math" xmlns:v="urn:schemas-microsoft-com:vml" xmlns:wp14="http://schemas.microsoft.com/office/word/2010/wordprocessingDrawing" xmlns:wp="http://schemas.openxmlformats.org/drawingml/2006/wordprocessingDrawing" xmlns:w10="urn:schemas-microsoft-com:office:word" xmlns:w="http://schemas.openxmlformats.org/wordprocessingml/2006/main" xmlns:w14="http://schemas.microsoft.com/office/word/2010/wordml" xmlns:w15="http://schemas.microsoft.com/office/word/2012/wordml" xmlns:w16cei="http://schemas.microsoft.com/office/word/2026/wordml/cei" xmlns:w16cex="http://schemas.microsoft.com/office/word/2018/wordml/cex" xmlns:w16cid="http://schemas.microsoft.com/office/word/2016/wordml/cid" xmlns:w16="http://schemas.microsoft.com/office/word/2018/wordml" xmlns:w16du="http://schemas.microsoft.com/office/word/2023/wordml/word16du" xmlns:w16sdtdh="http://schemas.microsoft.com/office/word/2020/wordml/sdtdatahash" xmlns:w16sdtfl="http://schemas.microsoft.com/office/word/2024/wordml/sdtformatlock" xmlns:w16se="http://schemas.microsoft.com/office/word/2015/wordml/symex" xmlns:wpg="http://schemas.microsoft.com/office/word/2010/wordprocessingGroup" xmlns:wpi="http://schemas.microsoft.com/office/word/2010/wordprocessingInk" xmlns:wne="http://schemas.microsoft.com/office/word/2006/wordml" xmlns:wps="http://schemas.microsoft.com/office/word/2010/wordprocessingShape" mc:Ignorable="w14 w15 w16se w16cid w16 w16cex w16sdtdh w16sdtfl w16du wp14">
+<w:numbering xmlns:wpc="http://schemas.microsoft.com/office/word/2010/wordprocessingCanvas" xmlns:cx="http://schemas.microsoft.com/office/drawing/2014/chartex" xmlns:cx1="http://schemas.microsoft.com/office/drawing/2015/9/8/chartex" xmlns:cx2="http://schemas.microsoft.com/office/drawing/2015/10/21/chartex" xmlns:cx3="http://schemas.microsoft.com/office/drawing/2016/5/9/chartex" xmlns:cx4="http://schemas.microsoft.com/office/drawing/2016/5/10/chartex" xmlns:cx5="http://schemas.microsoft.com/office/drawing/2016/5/11/chartex" xmlns:cx6="http://schemas.microsoft.com/office/drawing/2016/5/12/chartex" xmlns:cx7="http://schemas.microsoft.com/office/drawing/2016/5/13/chartex" xmlns:cx8="http://schemas.microsoft.com/office/drawing/2016/5/14/chartex" xmlns:mc="http://schemas.openxmlformats.org/markup-compatibility/2006" xmlns:aink="http://schemas.microsoft.com/office/drawing/2016/ink" xmlns:am3d="http://schemas.microsoft.com/office/drawing/2017/model3d" xmlns:o="urn:schemas-microsoft-com:office:office" xmlns:oel="http://schemas.microsoft.com/office/2019/extlst" xmlns:r="http://schemas.openxmlformats.org/officeDocument/2006/relationships" xmlns:m="http://schemas.openxmlformats.org/officeDocument/2006/math" xmlns:v="urn:schemas-microsoft-com:vml" xmlns:wp14="http://schemas.microsoft.com/office/word/2010/wordprocessingDrawing" xmlns:wp="http://schemas.openxmlformats.org/drawingml/2006/wordprocessingDrawing" xmlns:w10="urn:schemas-microsoft-com:office:word" xmlns:w="http://schemas.openxmlformats.org/wordprocessingml/2006/main" xmlns:w14="http://schemas.microsoft.com/office/word/2010/wordml" xmlns:w15="http://schemas.microsoft.com/office/word/2012/wordml" xmlns:w16cex="http://schemas.microsoft.com/office/word/2018/wordml/cex" xmlns:w16cid="http://schemas.microsoft.com/office/word/2016/wordml/cid" xmlns:w16="http://schemas.microsoft.com/office/word/2018/wordml" xmlns:w16du="http://schemas.microsoft.com/office/word/2023/wordml/word16du" xmlns:w16sdtdh="http://schemas.microsoft.com/office/word/2020/wordml/sdtdatahash" xmlns:w16sdtfl="http://schemas.microsoft.com/office/word/2024/wordml/sdtformatlock" xmlns:w16se="http://schemas.microsoft.com/office/word/2015/wordml/symex" xmlns:wpg="http://schemas.microsoft.com/office/word/2010/wordprocessingGroup" xmlns:wpi="http://schemas.microsoft.com/office/word/2010/wordprocessingInk" xmlns:wne="http://schemas.microsoft.com/office/word/2006/wordml" xmlns:wps="http://schemas.microsoft.com/office/word/2010/wordprocessingShape" mc:Ignorable="w14 w15 w16se w16cid w16 w16cex w16sdtdh w16sdtfl w16du wp14">
   <w:abstractNum w:abstractNumId="0" w15:restartNumberingAfterBreak="0">
     <w:nsid w:val="03172F1B"/>
     <w:multiLevelType w:val="hybridMultilevel"/>
@@ -1827,6 +1835,7 @@
   <w:style w:type="character" w:default="1" w:styleId="DefaultParagraphFont">
     <w:name w:val="Default Paragraph Font"/>
     <w:uiPriority w:val="1"/>
+    <w:semiHidden/>
     <w:unhideWhenUsed/>
   </w:style>
   <w:style w:type="table" w:default="1" w:styleId="TableNormal">

--- a/Chapter1.docx
+++ b/Chapter1.docx
@@ -17,113 +17,159 @@
     </w:p>
     <w:p>
       <w:pPr>
-        <w:spacing w:line="360" w:lineRule="auto"/>
-        <w:jc w:val="both"/>
-        <w:rPr>
-          <w:rFonts w:ascii="Times New Roman" w:hAnsi="Times New Roman" w:cs="Times New Roman"/>
-        </w:rPr>
-      </w:pPr>
-      <w:r>
-        <w:rPr>
-          <w:rFonts w:ascii="Times New Roman" w:hAnsi="Times New Roman" w:cs="Times New Roman"/>
-          <w:b/>
-          <w:bCs/>
-          <w:sz w:val="28"/>
-          <w:szCs w:val="28"/>
-        </w:rPr>
-        <w:t>1.0</w:t>
-      </w:r>
-      <w:r>
-        <w:rPr>
-          <w:rFonts w:ascii="Times New Roman" w:hAnsi="Times New Roman" w:cs="Times New Roman"/>
-          <w:sz w:val="28"/>
-          <w:szCs w:val="28"/>
+        <w:pStyle w:val="ListParagraph"/>
+        <w:numPr>
+          <w:ilvl w:val="0"/>
+          <w:numId w:val="3"/>
+        </w:numPr>
+        <w:spacing w:line="360" w:lineRule="auto"/>
+        <w:jc w:val="both"/>
+        <w:rPr>
+          <w:rStyle w:val="Heading2Char"/>
+        </w:rPr>
+      </w:pPr>
+      <w:r>
+        <w:rPr>
+          <w:rStyle w:val="Heading2Char"/>
+        </w:rPr>
+        <w:t>INTRODUCTION</w:t>
+      </w:r>
+    </w:p>
+    <w:p>
+      <w:pPr>
+        <w:spacing w:line="360" w:lineRule="auto"/>
+        <w:jc w:val="both"/>
+        <w:rPr>
+          <w:rFonts w:ascii="Times New Roman" w:hAnsi="Times New Roman" w:cs="Times New Roman"/>
+        </w:rPr>
+      </w:pPr>
+      <w:r>
+        <w:rPr>
+          <w:rFonts w:ascii="Times New Roman" w:hAnsi="Times New Roman" w:cs="Times New Roman"/>
+        </w:rPr>
+        <w:t xml:space="preserve">Managing digital identity through centralized systems exposes sensitive personal data to catastrophic breaches, identity theft, and unauthorized surveillance. While Attribute-Based Credentials (ABCs) offer a privacy-preserving alternative by allowing users to prove specific assertions without revealing complete identity profiles, verifying these credentials on public </w:t>
+      </w:r>
+      <w:r>
+        <w:rPr>
+          <w:rFonts w:ascii="Times New Roman" w:hAnsi="Times New Roman" w:cs="Times New Roman"/>
+        </w:rPr>
+        <w:t>blockchain</w:t>
+      </w:r>
+      <w:r>
+        <w:rPr>
+          <w:rFonts w:ascii="Times New Roman" w:hAnsi="Times New Roman" w:cs="Times New Roman"/>
+        </w:rPr>
+        <w:t xml:space="preserve"> ledgers like Ethereum creates a tension between data privacy and public transparency. Zero-Knowledge Succinct Non-Interactive Arguments of Knowledge (ZK-SNARKs) written in domain-specific languages such as Noir present a cryptographic solution to verify state transitions privately. However, the computational </w:t>
+      </w:r>
+      <w:r>
+        <w:rPr>
+          <w:rFonts w:ascii="Times New Roman" w:hAnsi="Times New Roman" w:cs="Times New Roman"/>
+        </w:rPr>
+        <w:t>requirements</w:t>
+      </w:r>
+      <w:r>
+        <w:rPr>
+          <w:rFonts w:ascii="Times New Roman" w:hAnsi="Times New Roman" w:cs="Times New Roman"/>
+        </w:rPr>
+        <w:t xml:space="preserve"> of client-side proof generation and the gas expenditures of on-chain verification on Ethereum limit practical deployment. Previous research has explored ZK-SNARKs theoretically, but empirical performance benchmarks evaluating the end-to-end integration of Noir-compiled circuits with EVM-based smart contract verifiers under varying circuit complexities remain scarce. Evaluating this execution pipeline provides crucial empirical evidence for cryptographic engineers, privacy researchers, and decentralized identity architects seeking to balance privacy, verification throughput, and transaction costs on public ledgers.</w:t>
+      </w:r>
+    </w:p>
+    <w:p>
+      <w:pPr>
+        <w:spacing w:line="360" w:lineRule="auto"/>
+        <w:jc w:val="both"/>
+        <w:rPr>
+          <w:rFonts w:ascii="Times New Roman" w:hAnsi="Times New Roman" w:cs="Times New Roman"/>
+          <w:b/>
+          <w:bCs/>
+        </w:rPr>
+      </w:pPr>
+      <w:r>
+        <w:rPr>
+          <w:rFonts w:ascii="Times New Roman" w:hAnsi="Times New Roman" w:cs="Times New Roman"/>
+          <w:b/>
+          <w:bCs/>
+        </w:rPr>
+        <w:t xml:space="preserve">1.1 Background </w:t>
+      </w:r>
+      <w:r>
+        <w:rPr>
+          <w:rFonts w:ascii="Times New Roman" w:hAnsi="Times New Roman" w:cs="Times New Roman"/>
+          <w:b/>
+          <w:bCs/>
+        </w:rPr>
+        <w:t xml:space="preserve">to </w:t>
+      </w:r>
+      <w:r>
+        <w:rPr>
+          <w:rFonts w:ascii="Times New Roman" w:hAnsi="Times New Roman" w:cs="Times New Roman"/>
+          <w:b/>
+          <w:bCs/>
+        </w:rPr>
+        <w:t>the Study</w:t>
+      </w:r>
+    </w:p>
+    <w:p>
+      <w:pPr>
+        <w:spacing w:line="360" w:lineRule="auto"/>
+        <w:jc w:val="both"/>
+        <w:rPr>
+          <w:rFonts w:ascii="Times New Roman" w:hAnsi="Times New Roman" w:cs="Times New Roman"/>
+        </w:rPr>
+      </w:pPr>
+      <w:r>
+        <w:rPr>
+          <w:rFonts w:ascii="Times New Roman" w:hAnsi="Times New Roman" w:cs="Times New Roman"/>
+        </w:rPr>
+        <w:t xml:space="preserve">In an increasingly connected world, modern digital interactions rely heavily on robust and reliable identity verification. Traditional identity management systems generally depend on centralized databases that require users to disclose full-identity personal details to access services. This centralized aggregation of personal data creates significant vulnerabilities, exposing individuals and organizations to rising threats of </w:t>
+      </w:r>
+      <w:r>
+        <w:rPr>
+          <w:rFonts w:ascii="Times New Roman" w:hAnsi="Times New Roman" w:cs="Times New Roman"/>
+        </w:rPr>
+        <w:t>cyber</w:t>
+      </w:r>
+      <w:r>
+        <w:rPr>
+          <w:rFonts w:ascii="Times New Roman" w:hAnsi="Times New Roman" w:cs="Times New Roman"/>
+        </w:rPr>
+        <w:t>-</w:t>
+      </w:r>
+      <w:r>
+        <w:rPr>
+          <w:rFonts w:ascii="Times New Roman" w:hAnsi="Times New Roman" w:cs="Times New Roman"/>
+        </w:rPr>
+        <w:t>attacks</w:t>
+      </w:r>
+      <w:r>
+        <w:rPr>
+          <w:rFonts w:ascii="Times New Roman" w:hAnsi="Times New Roman" w:cs="Times New Roman"/>
+        </w:rPr>
+        <w:t xml:space="preserve">, identity theft and large-scale data breaches. To address these vulnerabilities, Attribute-Based Credentials (ABCs) have emerged as a privacy-preserving </w:t>
+      </w:r>
+      <w:r>
+        <w:rPr>
+          <w:rFonts w:ascii="Times New Roman" w:hAnsi="Times New Roman" w:cs="Times New Roman"/>
+        </w:rPr>
+        <w:t>alternative solution</w:t>
+      </w:r>
+      <w:r>
+        <w:rPr>
+          <w:rFonts w:ascii="Times New Roman" w:hAnsi="Times New Roman" w:cs="Times New Roman"/>
+        </w:rPr>
+        <w:t xml:space="preserve"> in identity verification. Instead of revealing a person's full identity, ABCs allow users to prove specific traits</w:t>
+      </w:r>
+      <w:r>
+        <w:rPr>
+          <w:rFonts w:ascii="Times New Roman" w:hAnsi="Times New Roman" w:cs="Times New Roman"/>
         </w:rPr>
         <w:t xml:space="preserve"> </w:t>
       </w:r>
       <w:r>
         <w:rPr>
-          <w:rStyle w:val="Heading2Char"/>
-        </w:rPr>
-        <w:t>INTRODUCTION</w:t>
-      </w:r>
-    </w:p>
-    <w:p>
-      <w:pPr>
-        <w:spacing w:line="360" w:lineRule="auto"/>
-        <w:jc w:val="both"/>
-        <w:rPr>
-          <w:rFonts w:ascii="Times New Roman" w:hAnsi="Times New Roman" w:cs="Times New Roman"/>
-          <w:b/>
-          <w:bCs/>
-        </w:rPr>
-      </w:pPr>
-      <w:r>
-        <w:rPr>
-          <w:rFonts w:ascii="Times New Roman" w:hAnsi="Times New Roman" w:cs="Times New Roman"/>
-          <w:b/>
-          <w:bCs/>
-        </w:rPr>
-        <w:t xml:space="preserve">1.1 Background </w:t>
-      </w:r>
-      <w:r>
-        <w:rPr>
-          <w:rFonts w:ascii="Times New Roman" w:hAnsi="Times New Roman" w:cs="Times New Roman"/>
-          <w:b/>
-          <w:bCs/>
-        </w:rPr>
-        <w:t>of the Study</w:t>
-      </w:r>
-    </w:p>
-    <w:p>
-      <w:pPr>
-        <w:spacing w:line="360" w:lineRule="auto"/>
-        <w:jc w:val="both"/>
-        <w:rPr>
-          <w:rFonts w:ascii="Times New Roman" w:hAnsi="Times New Roman" w:cs="Times New Roman"/>
-        </w:rPr>
-      </w:pPr>
-      <w:r>
-        <w:rPr>
-          <w:rFonts w:ascii="Times New Roman" w:hAnsi="Times New Roman" w:cs="Times New Roman"/>
-        </w:rPr>
-        <w:t xml:space="preserve">In an increasingly connected world, modern digital interactions rely heavily on robust and reliable identity verification. Traditional identity management systems generally depend on centralized databases that require users to disclose full-identity personal details to access services. This centralized aggregation of personal data creates significant vulnerabilities, exposing individuals and organizations to rising threats of </w:t>
-      </w:r>
-      <w:r>
-        <w:rPr>
-          <w:rFonts w:ascii="Times New Roman" w:hAnsi="Times New Roman" w:cs="Times New Roman"/>
-        </w:rPr>
-        <w:t>cyber</w:t>
-      </w:r>
-      <w:r>
-        <w:rPr>
-          <w:rFonts w:ascii="Times New Roman" w:hAnsi="Times New Roman" w:cs="Times New Roman"/>
-        </w:rPr>
-        <w:t>-</w:t>
-      </w:r>
-      <w:r>
-        <w:rPr>
-          <w:rFonts w:ascii="Times New Roman" w:hAnsi="Times New Roman" w:cs="Times New Roman"/>
-        </w:rPr>
-        <w:t>attacks</w:t>
-      </w:r>
-      <w:r>
-        <w:rPr>
-          <w:rFonts w:ascii="Times New Roman" w:hAnsi="Times New Roman" w:cs="Times New Roman"/>
-        </w:rPr>
-        <w:t xml:space="preserve">, identity theft and large-scale data breaches.  To address these vulnerabilities, Attribute-Based Credentials (ABCs) have emerged as a privacy-preserving </w:t>
-      </w:r>
-      <w:r>
-        <w:rPr>
-          <w:rFonts w:ascii="Times New Roman" w:hAnsi="Times New Roman" w:cs="Times New Roman"/>
-        </w:rPr>
-        <w:t>alternative solution</w:t>
-      </w:r>
-      <w:r>
-        <w:rPr>
-          <w:rFonts w:ascii="Times New Roman" w:hAnsi="Times New Roman" w:cs="Times New Roman"/>
-        </w:rPr>
-        <w:t xml:space="preserve"> in identity verification. Instead of revealing a person's full identity, ABCs allow users to prove specific traits</w:t>
+          <w:rFonts w:ascii="Times New Roman" w:hAnsi="Times New Roman" w:cs="Times New Roman"/>
+        </w:rPr>
+        <w:t>such as being over a certain age or holding a specific clearance</w:t>
       </w:r>
       <w:r>
         <w:rPr>
@@ -135,19 +181,14 @@
         <w:rPr>
           <w:rFonts w:ascii="Times New Roman" w:hAnsi="Times New Roman" w:cs="Times New Roman"/>
         </w:rPr>
-        <w:t>such as being over a certain age or holding a specific clearance</w:t>
-      </w:r>
-      <w:r>
-        <w:rPr>
-          <w:rFonts w:ascii="Times New Roman" w:hAnsi="Times New Roman" w:cs="Times New Roman"/>
-        </w:rPr>
-        <w:t xml:space="preserve"> </w:t>
-      </w:r>
-      <w:r>
-        <w:rPr>
-          <w:rFonts w:ascii="Times New Roman" w:hAnsi="Times New Roman" w:cs="Times New Roman"/>
-        </w:rPr>
-        <w:t xml:space="preserve">without exposing sensitive data.  Simultaneously, blockchain networks like Ethereum provide a decentralized, tamper-resistant platform for public auditing and verification, removing the single points of failure inherent in central databases. However, public blockchains natively expose transaction data to all network participants, introducing severe privacy challenges when handling identity claims.  To reconcile the transparency of public blockchains with stringent user privacy requirements, Zero-Knowledge Succinct Non-Interactive Arguments of Knowledge (ZK-SNARKs) serve as a critical </w:t>
+        <w:t>without exposing sensitive data.  Simultaneously, blockchain networks like Ethereum provide a decentralized, tamper-</w:t>
+      </w:r>
+      <w:r>
+        <w:rPr>
+          <w:rFonts w:ascii="Times New Roman" w:hAnsi="Times New Roman" w:cs="Times New Roman"/>
+        </w:rPr>
+        <w:lastRenderedPageBreak/>
+        <w:t xml:space="preserve">resistant platform for public auditing and verification, removing the single points of failure inherent in central databases. However, public blockchains natively expose transaction data to all network participants, introducing severe privacy challenges when handling identity claims.  To reconcile the transparency of public blockchains with stringent user privacy requirements, Zero-Knowledge Succinct Non-Interactive Arguments of Knowledge (ZK-SNARKs) serve as a critical </w:t>
       </w:r>
       <w:r>
         <w:rPr>
@@ -186,7 +227,10 @@
         <w:t xml:space="preserve">1.2 </w:t>
       </w:r>
       <w:r>
-        <w:t>Problem Statement</w:t>
+        <w:t>Statement</w:t>
+      </w:r>
+      <w:r>
+        <w:t xml:space="preserve"> of the Problem</w:t>
       </w:r>
     </w:p>
     <w:p>
@@ -218,76 +262,100 @@
           <w:b/>
           <w:bCs/>
         </w:rPr>
+        <w:t>Computationally Intensive Proof Generation:</w:t>
+      </w:r>
+      <w:r>
+        <w:rPr>
+          <w:rFonts w:ascii="Times New Roman" w:hAnsi="Times New Roman" w:cs="Times New Roman"/>
+        </w:rPr>
+        <w:t xml:space="preserve"> Generating ZK-SNARK proofs requires substantial mathematical computations (e.g., elliptic curve operations), often causing latency on client devices or resource-constrained nodes.  </w:t>
+      </w:r>
+    </w:p>
+    <w:p>
+      <w:pPr>
+        <w:spacing w:line="360" w:lineRule="auto"/>
+        <w:jc w:val="both"/>
+        <w:rPr>
+          <w:rFonts w:ascii="Times New Roman" w:hAnsi="Times New Roman" w:cs="Times New Roman"/>
+        </w:rPr>
+      </w:pPr>
+      <w:r>
+        <w:rPr>
+          <w:rFonts w:ascii="Times New Roman" w:hAnsi="Times New Roman" w:cs="Times New Roman"/>
+          <w:b/>
+          <w:bCs/>
+        </w:rPr>
+        <w:t>High On-Chain Verification Costs:</w:t>
+      </w:r>
+      <w:r>
+        <w:rPr>
+          <w:rFonts w:ascii="Times New Roman" w:hAnsi="Times New Roman" w:cs="Times New Roman"/>
+        </w:rPr>
+        <w:t xml:space="preserve"> Verifying zero-knowledge proofs via smart contracts on Ethereum incurs non-trivial gas fees and computational overhead, which fluctuate during periods of high network congestion.  </w:t>
+      </w:r>
+    </w:p>
+    <w:p>
+      <w:pPr>
+        <w:spacing w:line="360" w:lineRule="auto"/>
+        <w:jc w:val="both"/>
+        <w:rPr>
+          <w:rFonts w:ascii="Times New Roman" w:hAnsi="Times New Roman" w:cs="Times New Roman"/>
+        </w:rPr>
+      </w:pPr>
+      <w:r>
+        <w:rPr>
+          <w:rFonts w:ascii="Times New Roman" w:hAnsi="Times New Roman" w:cs="Times New Roman"/>
+          <w:b/>
+          <w:bCs/>
+        </w:rPr>
+        <w:t>Optimization and Usability Trade-</w:t>
+      </w:r>
+      <w:r>
+        <w:rPr>
+          <w:rFonts w:ascii="Times New Roman" w:hAnsi="Times New Roman" w:cs="Times New Roman"/>
+          <w:b/>
+          <w:bCs/>
+        </w:rPr>
+        <w:t>o</w:t>
+      </w:r>
+      <w:r>
+        <w:rPr>
+          <w:rFonts w:ascii="Times New Roman" w:hAnsi="Times New Roman" w:cs="Times New Roman"/>
+          <w:b/>
+          <w:bCs/>
+        </w:rPr>
+        <w:t>ffs:</w:t>
+      </w:r>
+      <w:r>
+        <w:rPr>
+          <w:rFonts w:ascii="Times New Roman" w:hAnsi="Times New Roman" w:cs="Times New Roman"/>
+        </w:rPr>
+        <w:t xml:space="preserve"> The underlying circuit complexity directly influences the balance between cryptographic security, proof size, and execution speed. Evaluating how domain-specific languages like Noir interact with Ethereum smart contracts under real-world constraints remains an active area of investigation.  Without rigorous empirical evaluation of the performance, scalability and gas efficiency of these ZK-SNARK proof pipelines, deploying practical privacy-preserving credential systems at scale remains a challenge.</w:t>
+      </w:r>
+    </w:p>
+    <w:p>
+      <w:pPr>
+        <w:pStyle w:val="Heading3"/>
+        <w:jc w:val="both"/>
+      </w:pPr>
+      <w:r>
         <w:lastRenderedPageBreak/>
-        <w:t>Computationally Intensive Proof Generation:</w:t>
-      </w:r>
-      <w:r>
-        <w:rPr>
-          <w:rFonts w:ascii="Times New Roman" w:hAnsi="Times New Roman" w:cs="Times New Roman"/>
-        </w:rPr>
-        <w:t xml:space="preserve"> Generating ZK-SNARK proofs requires substantial mathematical computations (e.g., elliptic curve operations), often causing latency on client devices or resource-constrained nodes.  </w:t>
-      </w:r>
-    </w:p>
-    <w:p>
-      <w:pPr>
-        <w:spacing w:line="360" w:lineRule="auto"/>
-        <w:jc w:val="both"/>
-        <w:rPr>
-          <w:rFonts w:ascii="Times New Roman" w:hAnsi="Times New Roman" w:cs="Times New Roman"/>
-        </w:rPr>
-      </w:pPr>
-      <w:r>
-        <w:rPr>
-          <w:rFonts w:ascii="Times New Roman" w:hAnsi="Times New Roman" w:cs="Times New Roman"/>
-          <w:b/>
-          <w:bCs/>
-        </w:rPr>
-        <w:t>High On-Chain Verification Costs:</w:t>
-      </w:r>
-      <w:r>
-        <w:rPr>
-          <w:rFonts w:ascii="Times New Roman" w:hAnsi="Times New Roman" w:cs="Times New Roman"/>
-        </w:rPr>
-        <w:t xml:space="preserve"> Verifying zero-knowledge proofs via smart contracts on Ethereum incurs non-trivial gas fees and computational overhead, which fluctuate during periods of high network congestion.  </w:t>
-      </w:r>
-    </w:p>
-    <w:p>
-      <w:pPr>
-        <w:spacing w:line="360" w:lineRule="auto"/>
-        <w:jc w:val="both"/>
-        <w:rPr>
-          <w:rFonts w:ascii="Times New Roman" w:hAnsi="Times New Roman" w:cs="Times New Roman"/>
-        </w:rPr>
-      </w:pPr>
-      <w:r>
-        <w:rPr>
-          <w:rFonts w:ascii="Times New Roman" w:hAnsi="Times New Roman" w:cs="Times New Roman"/>
-          <w:b/>
-          <w:bCs/>
-        </w:rPr>
-        <w:t>Optimization and Usability Trade-</w:t>
-      </w:r>
-      <w:r>
-        <w:rPr>
-          <w:rFonts w:ascii="Times New Roman" w:hAnsi="Times New Roman" w:cs="Times New Roman"/>
-          <w:b/>
-          <w:bCs/>
-        </w:rPr>
-        <w:t>o</w:t>
-      </w:r>
-      <w:r>
-        <w:rPr>
-          <w:rFonts w:ascii="Times New Roman" w:hAnsi="Times New Roman" w:cs="Times New Roman"/>
-          <w:b/>
-          <w:bCs/>
-        </w:rPr>
-        <w:t>ffs:</w:t>
-      </w:r>
-      <w:r>
-        <w:rPr>
-          <w:rFonts w:ascii="Times New Roman" w:hAnsi="Times New Roman" w:cs="Times New Roman"/>
-        </w:rPr>
-        <w:t xml:space="preserve"> The underlying circuit complexity directly influences the balance between cryptographic security, proof size, and execution speed. Evaluating how domain-specific languages like Noir interact with Ethereum smart contracts under real-world constraints remains an active area of investigation.  Without rigorous empirical evaluation of the performance, scalability and gas efficiency of these ZK-SNARK proof pipelines, deploying practical privacy-preserving credential systems at scale remains a challenge.</w:t>
+        <w:t>1.3 Purpose of the Study</w:t>
+      </w:r>
+    </w:p>
+    <w:p>
+      <w:pPr>
+        <w:spacing w:line="360" w:lineRule="auto"/>
+        <w:jc w:val="both"/>
+        <w:rPr>
+          <w:rFonts w:ascii="Times New Roman" w:hAnsi="Times New Roman" w:cs="Times New Roman"/>
+        </w:rPr>
+      </w:pPr>
+      <w:r>
+        <w:rPr>
+          <w:rFonts w:ascii="Times New Roman" w:hAnsi="Times New Roman" w:cs="Times New Roman"/>
+        </w:rPr>
+        <w:t>The broad purpose of this study is to empirically evaluate the performance, computational efficiency, and economic feasibility of ZK-SNARK proof generation using the Noir programming language and on-chain proof verification via smart contracts on the Ethereum blockchain for Attribute-Based Credentials.</w:t>
       </w:r>
     </w:p>
     <w:p>
@@ -299,7 +367,7 @@
         <w:t>1.</w:t>
       </w:r>
       <w:r>
-        <w:t>3</w:t>
+        <w:t>4</w:t>
       </w:r>
       <w:r>
         <w:t xml:space="preserve"> Objectives of the Study</w:t>
@@ -459,11 +527,10 @@
         <w:jc w:val="both"/>
       </w:pPr>
       <w:r>
-        <w:lastRenderedPageBreak/>
         <w:t>1.</w:t>
       </w:r>
       <w:r>
-        <w:t>4</w:t>
+        <w:t>5</w:t>
       </w:r>
       <w:r>
         <w:t xml:space="preserve"> Research Questions</w:t>
@@ -541,6 +608,7 @@
         <w:rPr>
           <w:rFonts w:ascii="Times New Roman" w:hAnsi="Times New Roman" w:cs="Times New Roman"/>
         </w:rPr>
+        <w:lastRenderedPageBreak/>
         <w:t>How do changing network conditions and congestion on Ethereum affect the overall latency and throughput of attribute verification processes?</w:t>
       </w:r>
     </w:p>
@@ -570,7 +638,13 @@
         <w:jc w:val="both"/>
       </w:pPr>
       <w:r>
-        <w:t xml:space="preserve">1.5 Significance </w:t>
+        <w:t>1.</w:t>
+      </w:r>
+      <w:r>
+        <w:t>6</w:t>
+      </w:r>
+      <w:r>
+        <w:t xml:space="preserve"> Significance </w:t>
       </w:r>
       <w:r>
         <w:t>of the Study</w:t>
@@ -711,7 +785,7 @@
         <w:rPr>
           <w:rFonts w:ascii="Times New Roman" w:hAnsi="Times New Roman" w:cs="Times New Roman"/>
         </w:rPr>
-        <w:t xml:space="preserve">Alternate cryptographic primitives (e.g., STARKs, Bulletproofs) or non-EVM blockchain architectures remain outside the immediate scope of this research.  </w:t>
+        <w:t>Alternate cryptographic primitives (e.g., STARKs, Bulletproofs) or non-EVM blockchain architectures remain outside the immediate scope of this research.</w:t>
       </w:r>
     </w:p>
     <w:p>
@@ -720,7 +794,475 @@
         <w:jc w:val="both"/>
       </w:pPr>
       <w:r>
-        <w:t xml:space="preserve">1.6 </w:t>
+        <w:t>1.7 Delimitations</w:t>
+      </w:r>
+    </w:p>
+    <w:p>
+      <w:pPr>
+        <w:spacing w:line="360" w:lineRule="auto"/>
+        <w:jc w:val="both"/>
+        <w:rPr>
+          <w:rFonts w:ascii="Times New Roman" w:hAnsi="Times New Roman" w:cs="Times New Roman"/>
+        </w:rPr>
+      </w:pPr>
+      <w:r>
+        <w:rPr>
+          <w:rFonts w:ascii="Times New Roman" w:hAnsi="Times New Roman" w:cs="Times New Roman"/>
+        </w:rPr>
+        <w:t>This study is bounded by the following scope parameters:</w:t>
+      </w:r>
+    </w:p>
+    <w:p>
+      <w:pPr>
+        <w:spacing w:line="360" w:lineRule="auto"/>
+        <w:jc w:val="both"/>
+        <w:rPr>
+          <w:rFonts w:ascii="Times New Roman" w:hAnsi="Times New Roman" w:cs="Times New Roman"/>
+        </w:rPr>
+      </w:pPr>
+      <w:r>
+        <w:rPr>
+          <w:rFonts w:ascii="Times New Roman" w:hAnsi="Times New Roman" w:cs="Times New Roman"/>
+          <w:b/>
+          <w:bCs/>
+        </w:rPr>
+        <w:t>Cryptographic Framework:</w:t>
+      </w:r>
+      <w:r>
+        <w:rPr>
+          <w:rFonts w:ascii="Times New Roman" w:hAnsi="Times New Roman" w:cs="Times New Roman"/>
+        </w:rPr>
+        <w:t xml:space="preserve"> The study is strictly delimited to ZK-SNARK implementations using the Noir programming language and its underlying proving systems (e.g., </w:t>
+      </w:r>
+      <w:proofErr w:type="spellStart"/>
+      <w:r>
+        <w:rPr>
+          <w:rFonts w:ascii="Times New Roman" w:hAnsi="Times New Roman" w:cs="Times New Roman"/>
+        </w:rPr>
+        <w:t>Barretenberg</w:t>
+      </w:r>
+      <w:proofErr w:type="spellEnd"/>
+      <w:r>
+        <w:rPr>
+          <w:rFonts w:ascii="Times New Roman" w:hAnsi="Times New Roman" w:cs="Times New Roman"/>
+        </w:rPr>
+        <w:t xml:space="preserve">). Alternative zero-knowledge paradigms such as ZK-STARKs, Bulletproofs, or Groth16 implementations in </w:t>
+      </w:r>
+      <w:proofErr w:type="spellStart"/>
+      <w:r>
+        <w:rPr>
+          <w:rFonts w:ascii="Times New Roman" w:hAnsi="Times New Roman" w:cs="Times New Roman"/>
+        </w:rPr>
+        <w:t>Circom</w:t>
+      </w:r>
+      <w:proofErr w:type="spellEnd"/>
+      <w:r>
+        <w:rPr>
+          <w:rFonts w:ascii="Times New Roman" w:hAnsi="Times New Roman" w:cs="Times New Roman"/>
+        </w:rPr>
+        <w:t xml:space="preserve"> are excluded.</w:t>
+      </w:r>
+    </w:p>
+    <w:p>
+      <w:pPr>
+        <w:spacing w:line="360" w:lineRule="auto"/>
+        <w:jc w:val="both"/>
+        <w:rPr>
+          <w:rFonts w:ascii="Times New Roman" w:hAnsi="Times New Roman" w:cs="Times New Roman"/>
+        </w:rPr>
+      </w:pPr>
+      <w:r>
+        <w:rPr>
+          <w:rFonts w:ascii="Times New Roman" w:hAnsi="Times New Roman" w:cs="Times New Roman"/>
+          <w:b/>
+          <w:bCs/>
+        </w:rPr>
+        <w:t>Blockchain Infrastructure</w:t>
+      </w:r>
+      <w:r>
+        <w:rPr>
+          <w:rFonts w:ascii="Times New Roman" w:hAnsi="Times New Roman" w:cs="Times New Roman"/>
+        </w:rPr>
+        <w:t xml:space="preserve">: On-chain verification testing is restricted to Ethereum EVM-compatible environments (local Hardhat/Anvil nodes and the Ethereum </w:t>
+      </w:r>
+      <w:proofErr w:type="spellStart"/>
+      <w:r>
+        <w:rPr>
+          <w:rFonts w:ascii="Times New Roman" w:hAnsi="Times New Roman" w:cs="Times New Roman"/>
+        </w:rPr>
+        <w:t>Sepolia</w:t>
+      </w:r>
+      <w:proofErr w:type="spellEnd"/>
+      <w:r>
+        <w:rPr>
+          <w:rFonts w:ascii="Times New Roman" w:hAnsi="Times New Roman" w:cs="Times New Roman"/>
+        </w:rPr>
+        <w:t xml:space="preserve"> </w:t>
+      </w:r>
+      <w:proofErr w:type="spellStart"/>
+      <w:r>
+        <w:rPr>
+          <w:rFonts w:ascii="Times New Roman" w:hAnsi="Times New Roman" w:cs="Times New Roman"/>
+        </w:rPr>
+        <w:t>Testnet</w:t>
+      </w:r>
+      <w:proofErr w:type="spellEnd"/>
+      <w:r>
+        <w:rPr>
+          <w:rFonts w:ascii="Times New Roman" w:hAnsi="Times New Roman" w:cs="Times New Roman"/>
+        </w:rPr>
+        <w:t>). Non-EVM blockchain architectures (e.g., Solana, Bitcoin L2s) are outside the scope of this research.</w:t>
+      </w:r>
+    </w:p>
+    <w:p>
+      <w:pPr>
+        <w:spacing w:line="360" w:lineRule="auto"/>
+        <w:jc w:val="both"/>
+        <w:rPr>
+          <w:rFonts w:ascii="Times New Roman" w:hAnsi="Times New Roman" w:cs="Times New Roman"/>
+        </w:rPr>
+      </w:pPr>
+      <w:r>
+        <w:rPr>
+          <w:rFonts w:ascii="Times New Roman" w:hAnsi="Times New Roman" w:cs="Times New Roman"/>
+          <w:b/>
+          <w:bCs/>
+        </w:rPr>
+        <w:lastRenderedPageBreak/>
+        <w:t>Use Case Scope</w:t>
+      </w:r>
+      <w:r>
+        <w:rPr>
+          <w:rFonts w:ascii="Times New Roman" w:hAnsi="Times New Roman" w:cs="Times New Roman"/>
+        </w:rPr>
+        <w:t xml:space="preserve">: Circuit development is specifically focused on predicate verification for Attribute-Based Credentials (e.g., range proofs, set membership, and signature assertions). Broad zero-knowledge applications like private financial transactions or general </w:t>
+      </w:r>
+      <w:proofErr w:type="spellStart"/>
+      <w:r>
+        <w:rPr>
+          <w:rFonts w:ascii="Times New Roman" w:hAnsi="Times New Roman" w:cs="Times New Roman"/>
+        </w:rPr>
+        <w:t>zk</w:t>
+      </w:r>
+      <w:proofErr w:type="spellEnd"/>
+      <w:r>
+        <w:rPr>
+          <w:rFonts w:ascii="Times New Roman" w:hAnsi="Times New Roman" w:cs="Times New Roman"/>
+        </w:rPr>
+        <w:t>-Rollups are excluded.</w:t>
+      </w:r>
+    </w:p>
+    <w:p>
+      <w:pPr>
+        <w:pStyle w:val="Heading3"/>
+        <w:jc w:val="both"/>
+      </w:pPr>
+      <w:r>
+        <w:t>1.8 Limitations</w:t>
+      </w:r>
+    </w:p>
+    <w:p>
+      <w:pPr>
+        <w:spacing w:line="360" w:lineRule="auto"/>
+        <w:jc w:val="both"/>
+        <w:rPr>
+          <w:rFonts w:ascii="Times New Roman" w:hAnsi="Times New Roman" w:cs="Times New Roman"/>
+        </w:rPr>
+      </w:pPr>
+      <w:r>
+        <w:rPr>
+          <w:rFonts w:ascii="Times New Roman" w:hAnsi="Times New Roman" w:cs="Times New Roman"/>
+        </w:rPr>
+        <w:t>The findings of this study should be interpreted in light of the following methodological and technical limitations:</w:t>
+      </w:r>
+    </w:p>
+    <w:p>
+      <w:pPr>
+        <w:spacing w:line="360" w:lineRule="auto"/>
+        <w:jc w:val="both"/>
+        <w:rPr>
+          <w:rFonts w:ascii="Times New Roman" w:hAnsi="Times New Roman" w:cs="Times New Roman"/>
+        </w:rPr>
+      </w:pPr>
+      <w:r>
+        <w:rPr>
+          <w:rFonts w:ascii="Times New Roman" w:hAnsi="Times New Roman" w:cs="Times New Roman"/>
+          <w:b/>
+          <w:bCs/>
+        </w:rPr>
+        <w:t>Hardware Sensitivity</w:t>
+      </w:r>
+      <w:r>
+        <w:rPr>
+          <w:rFonts w:ascii="Times New Roman" w:hAnsi="Times New Roman" w:cs="Times New Roman"/>
+        </w:rPr>
+        <w:t>: Client-side proof generation benchmarks are dependent on specific local hardware configurations (CPU cores, RAM, and GPU acceleration). Execution times may vary across different consumer devices.</w:t>
+      </w:r>
+    </w:p>
+    <w:p>
+      <w:pPr>
+        <w:spacing w:line="360" w:lineRule="auto"/>
+        <w:jc w:val="both"/>
+        <w:rPr>
+          <w:rFonts w:ascii="Times New Roman" w:hAnsi="Times New Roman" w:cs="Times New Roman"/>
+        </w:rPr>
+      </w:pPr>
+      <w:proofErr w:type="spellStart"/>
+      <w:r>
+        <w:rPr>
+          <w:rFonts w:ascii="Times New Roman" w:hAnsi="Times New Roman" w:cs="Times New Roman"/>
+          <w:b/>
+          <w:bCs/>
+        </w:rPr>
+        <w:t>Testnet</w:t>
+      </w:r>
+      <w:proofErr w:type="spellEnd"/>
+      <w:r>
+        <w:rPr>
+          <w:rFonts w:ascii="Times New Roman" w:hAnsi="Times New Roman" w:cs="Times New Roman"/>
+          <w:b/>
+          <w:bCs/>
+        </w:rPr>
+        <w:t xml:space="preserve"> Environment Fluctuations</w:t>
+      </w:r>
+      <w:r>
+        <w:rPr>
+          <w:rFonts w:ascii="Times New Roman" w:hAnsi="Times New Roman" w:cs="Times New Roman"/>
+        </w:rPr>
+        <w:t xml:space="preserve">: On-chain execution latency on the Ethereum </w:t>
+      </w:r>
+      <w:proofErr w:type="spellStart"/>
+      <w:r>
+        <w:rPr>
+          <w:rFonts w:ascii="Times New Roman" w:hAnsi="Times New Roman" w:cs="Times New Roman"/>
+        </w:rPr>
+        <w:t>Sepolia</w:t>
+      </w:r>
+      <w:proofErr w:type="spellEnd"/>
+      <w:r>
+        <w:rPr>
+          <w:rFonts w:ascii="Times New Roman" w:hAnsi="Times New Roman" w:cs="Times New Roman"/>
+        </w:rPr>
+        <w:t xml:space="preserve"> </w:t>
+      </w:r>
+      <w:proofErr w:type="spellStart"/>
+      <w:r>
+        <w:rPr>
+          <w:rFonts w:ascii="Times New Roman" w:hAnsi="Times New Roman" w:cs="Times New Roman"/>
+        </w:rPr>
+        <w:t>Testnet</w:t>
+      </w:r>
+      <w:proofErr w:type="spellEnd"/>
+      <w:r>
+        <w:rPr>
+          <w:rFonts w:ascii="Times New Roman" w:hAnsi="Times New Roman" w:cs="Times New Roman"/>
+        </w:rPr>
+        <w:t xml:space="preserve"> may be subject to network latency variations and </w:t>
+      </w:r>
+      <w:proofErr w:type="spellStart"/>
+      <w:r>
+        <w:rPr>
+          <w:rFonts w:ascii="Times New Roman" w:hAnsi="Times New Roman" w:cs="Times New Roman"/>
+        </w:rPr>
+        <w:t>testnet</w:t>
+      </w:r>
+      <w:proofErr w:type="spellEnd"/>
+      <w:r>
+        <w:rPr>
+          <w:rFonts w:ascii="Times New Roman" w:hAnsi="Times New Roman" w:cs="Times New Roman"/>
+        </w:rPr>
+        <w:t xml:space="preserve"> node responsiveness, which may not perfectly reflect </w:t>
+      </w:r>
+      <w:proofErr w:type="spellStart"/>
+      <w:r>
+        <w:rPr>
+          <w:rFonts w:ascii="Times New Roman" w:hAnsi="Times New Roman" w:cs="Times New Roman"/>
+        </w:rPr>
+        <w:t>mainnet</w:t>
+      </w:r>
+      <w:proofErr w:type="spellEnd"/>
+      <w:r>
+        <w:rPr>
+          <w:rFonts w:ascii="Times New Roman" w:hAnsi="Times New Roman" w:cs="Times New Roman"/>
+        </w:rPr>
+        <w:t xml:space="preserve"> state congestion.</w:t>
+      </w:r>
+    </w:p>
+    <w:p>
+      <w:pPr>
+        <w:spacing w:line="360" w:lineRule="auto"/>
+        <w:jc w:val="both"/>
+        <w:rPr>
+          <w:rFonts w:ascii="Times New Roman" w:hAnsi="Times New Roman" w:cs="Times New Roman"/>
+        </w:rPr>
+      </w:pPr>
+      <w:r>
+        <w:rPr>
+          <w:rFonts w:ascii="Times New Roman" w:hAnsi="Times New Roman" w:cs="Times New Roman"/>
+          <w:b/>
+          <w:bCs/>
+        </w:rPr>
+        <w:t>EVM Gas Pricing Dynamics</w:t>
+      </w:r>
+      <w:r>
+        <w:rPr>
+          <w:rFonts w:ascii="Times New Roman" w:hAnsi="Times New Roman" w:cs="Times New Roman"/>
+        </w:rPr>
+        <w:t xml:space="preserve">: While gas units consumed by smart contract verifiers remain deterministic, the actual fiat cost of verification is subject to volatile Ethereum </w:t>
+      </w:r>
+      <w:proofErr w:type="spellStart"/>
+      <w:r>
+        <w:rPr>
+          <w:rFonts w:ascii="Times New Roman" w:hAnsi="Times New Roman" w:cs="Times New Roman"/>
+        </w:rPr>
+        <w:t>mainnet</w:t>
+      </w:r>
+      <w:proofErr w:type="spellEnd"/>
+      <w:r>
+        <w:rPr>
+          <w:rFonts w:ascii="Times New Roman" w:hAnsi="Times New Roman" w:cs="Times New Roman"/>
+        </w:rPr>
+        <w:t xml:space="preserve"> base fee fluctuations and market asset prices.</w:t>
+      </w:r>
+    </w:p>
+    <w:p>
+      <w:pPr>
+        <w:pStyle w:val="Heading3"/>
+        <w:jc w:val="both"/>
+      </w:pPr>
+      <w:r>
+        <w:t>1.9 Definition of Terms</w:t>
+      </w:r>
+    </w:p>
+    <w:p>
+      <w:pPr>
+        <w:spacing w:line="360" w:lineRule="auto"/>
+        <w:jc w:val="both"/>
+        <w:rPr>
+          <w:rFonts w:ascii="Times New Roman" w:hAnsi="Times New Roman" w:cs="Times New Roman"/>
+        </w:rPr>
+      </w:pPr>
+      <w:r>
+        <w:rPr>
+          <w:rFonts w:ascii="Times New Roman" w:hAnsi="Times New Roman" w:cs="Times New Roman"/>
+          <w:b/>
+          <w:bCs/>
+        </w:rPr>
+        <w:t>Attribute-Based Credentials (ABCs)</w:t>
+      </w:r>
+      <w:r>
+        <w:rPr>
+          <w:rFonts w:ascii="Times New Roman" w:hAnsi="Times New Roman" w:cs="Times New Roman"/>
+        </w:rPr>
+        <w:t>: Digital credentials that enable holders to prove specific statements or attributes about their identity (e.g., age &gt; 18) without revealing unrequested personal details or full identity documents.</w:t>
+      </w:r>
+    </w:p>
+    <w:p>
+      <w:pPr>
+        <w:spacing w:line="360" w:lineRule="auto"/>
+        <w:jc w:val="both"/>
+        <w:rPr>
+          <w:rFonts w:ascii="Times New Roman" w:hAnsi="Times New Roman" w:cs="Times New Roman"/>
+        </w:rPr>
+      </w:pPr>
+      <w:r>
+        <w:rPr>
+          <w:rFonts w:ascii="Times New Roman" w:hAnsi="Times New Roman" w:cs="Times New Roman"/>
+          <w:b/>
+          <w:bCs/>
+        </w:rPr>
+        <w:t>Zero-Knowledge Succinct Non-Interactive Argument of Knowledge (ZK-SNARK)</w:t>
+      </w:r>
+      <w:r>
+        <w:rPr>
+          <w:rFonts w:ascii="Times New Roman" w:hAnsi="Times New Roman" w:cs="Times New Roman"/>
+        </w:rPr>
+        <w:t>: A cryptographic proof construct that allows a prover to demonstrate to a verifier that a statement is true without revealing any information beyond the statement's validity, characterized by small proof sizes and fast verification times.</w:t>
+      </w:r>
+    </w:p>
+    <w:p>
+      <w:pPr>
+        <w:spacing w:line="360" w:lineRule="auto"/>
+        <w:jc w:val="both"/>
+        <w:rPr>
+          <w:rFonts w:ascii="Times New Roman" w:hAnsi="Times New Roman" w:cs="Times New Roman"/>
+        </w:rPr>
+      </w:pPr>
+      <w:r>
+        <w:rPr>
+          <w:rFonts w:ascii="Times New Roman" w:hAnsi="Times New Roman" w:cs="Times New Roman"/>
+          <w:b/>
+          <w:bCs/>
+        </w:rPr>
+        <w:t>Noir</w:t>
+      </w:r>
+      <w:r>
+        <w:rPr>
+          <w:rFonts w:ascii="Times New Roman" w:hAnsi="Times New Roman" w:cs="Times New Roman"/>
+        </w:rPr>
+        <w:t>: A domain-specific, Rust-like programming language created by Aztec Labs designed for writing zero-knowledge circuits compiled into Abstract Circuit Intermediate Representation (ACIR).</w:t>
+      </w:r>
+    </w:p>
+    <w:p>
+      <w:pPr>
+        <w:spacing w:line="360" w:lineRule="auto"/>
+        <w:jc w:val="both"/>
+        <w:rPr>
+          <w:rFonts w:ascii="Times New Roman" w:hAnsi="Times New Roman" w:cs="Times New Roman"/>
+        </w:rPr>
+      </w:pPr>
+      <w:r>
+        <w:rPr>
+          <w:rFonts w:ascii="Times New Roman" w:hAnsi="Times New Roman" w:cs="Times New Roman"/>
+          <w:b/>
+          <w:bCs/>
+        </w:rPr>
+        <w:lastRenderedPageBreak/>
+        <w:t>Proof Generation Latency</w:t>
+      </w:r>
+      <w:r>
+        <w:rPr>
+          <w:rFonts w:ascii="Times New Roman" w:hAnsi="Times New Roman" w:cs="Times New Roman"/>
+        </w:rPr>
+        <w:t>: The total elapsed time (measured in milliseconds or seconds) required by a client device to compile private inputs and construct a valid zero-knowledge proof.</w:t>
+      </w:r>
+    </w:p>
+    <w:p>
+      <w:pPr>
+        <w:spacing w:line="360" w:lineRule="auto"/>
+        <w:jc w:val="both"/>
+        <w:rPr>
+          <w:rFonts w:ascii="Times New Roman" w:hAnsi="Times New Roman" w:cs="Times New Roman"/>
+        </w:rPr>
+      </w:pPr>
+      <w:r>
+        <w:rPr>
+          <w:rFonts w:ascii="Times New Roman" w:hAnsi="Times New Roman" w:cs="Times New Roman"/>
+          <w:b/>
+          <w:bCs/>
+        </w:rPr>
+        <w:t>Gas Overhead</w:t>
+      </w:r>
+      <w:r>
+        <w:rPr>
+          <w:rFonts w:ascii="Times New Roman" w:hAnsi="Times New Roman" w:cs="Times New Roman"/>
+        </w:rPr>
+        <w:t>: The computational execution units charged by the Ethereum Virtual Machine (EVM) to execute smart contract instructions, specifically the verification function of a ZK-SNARK verifier contract.</w:t>
+      </w:r>
+    </w:p>
+    <w:p>
+      <w:pPr>
+        <w:pStyle w:val="Heading3"/>
+        <w:jc w:val="both"/>
+      </w:pPr>
+      <w:r>
+        <w:t>1.</w:t>
+      </w:r>
+      <w:r>
+        <w:t>10</w:t>
+      </w:r>
+      <w:r>
+        <w:t xml:space="preserve"> </w:t>
       </w:r>
       <w:r>
         <w:t>Organization</w:t>
@@ -741,23 +1283,7 @@
         <w:rPr>
           <w:rFonts w:ascii="Times New Roman" w:hAnsi="Times New Roman" w:cs="Times New Roman"/>
         </w:rPr>
-        <w:t>The remainder of this study is organized as follows:</w:t>
-      </w:r>
-    </w:p>
-    <w:p>
-      <w:pPr>
-        <w:spacing w:line="360" w:lineRule="auto"/>
-        <w:jc w:val="both"/>
-        <w:rPr>
-          <w:rFonts w:ascii="Times New Roman" w:hAnsi="Times New Roman" w:cs="Times New Roman"/>
-        </w:rPr>
-      </w:pPr>
-      <w:r>
-        <w:rPr>
-          <w:rFonts w:ascii="Times New Roman" w:hAnsi="Times New Roman" w:cs="Times New Roman"/>
-        </w:rPr>
-        <w:lastRenderedPageBreak/>
-        <w:t>Chapter 2</w:t>
+        <w:t>This thesis is organized into five distinct chapters as follows:</w:t>
       </w:r>
       <w:r>
         <w:rPr>
@@ -765,113 +1291,98 @@
         </w:rPr>
         <w:t xml:space="preserve"> </w:t>
       </w:r>
-      <w:r>
-        <w:rPr>
-          <w:rFonts w:ascii="Times New Roman" w:hAnsi="Times New Roman" w:cs="Times New Roman"/>
-        </w:rPr>
-        <w:t>r</w:t>
-      </w:r>
-      <w:r>
-        <w:rPr>
-          <w:rFonts w:ascii="Times New Roman" w:hAnsi="Times New Roman" w:cs="Times New Roman"/>
-        </w:rPr>
-        <w:t>eviews</w:t>
-      </w:r>
-      <w:r>
-        <w:rPr>
-          <w:rFonts w:ascii="Times New Roman" w:hAnsi="Times New Roman" w:cs="Times New Roman"/>
-        </w:rPr>
-        <w:t xml:space="preserve"> literature of the</w:t>
-      </w:r>
-      <w:r>
-        <w:rPr>
-          <w:rFonts w:ascii="Times New Roman" w:hAnsi="Times New Roman" w:cs="Times New Roman"/>
-        </w:rPr>
-        <w:t xml:space="preserve"> ZK-SNARK fundamentals, the evolution of Attribute-Based Credentials, the Noir programming ecosystem, and the Ethereum verification environment.</w:t>
-      </w:r>
-    </w:p>
-    <w:p>
-      <w:pPr>
-        <w:spacing w:line="360" w:lineRule="auto"/>
-        <w:jc w:val="both"/>
-        <w:rPr>
-          <w:rFonts w:ascii="Times New Roman" w:hAnsi="Times New Roman" w:cs="Times New Roman"/>
-        </w:rPr>
-      </w:pPr>
-      <w:r>
-        <w:rPr>
-          <w:rFonts w:ascii="Times New Roman" w:hAnsi="Times New Roman" w:cs="Times New Roman"/>
-        </w:rPr>
-        <w:t>Chapter 3 Outlines the</w:t>
-      </w:r>
-      <w:r>
-        <w:rPr>
-          <w:rFonts w:ascii="Times New Roman" w:hAnsi="Times New Roman" w:cs="Times New Roman"/>
-        </w:rPr>
-        <w:t xml:space="preserve"> methods used for the study. It specifies the</w:t>
-      </w:r>
-      <w:r>
-        <w:rPr>
-          <w:rFonts w:ascii="Times New Roman" w:hAnsi="Times New Roman" w:cs="Times New Roman"/>
-        </w:rPr>
-        <w:t xml:space="preserve"> experimental setup, circuit design in Noir, smart contract integration, and performance metrics.  </w:t>
-      </w:r>
-    </w:p>
-    <w:p>
-      <w:pPr>
-        <w:spacing w:line="360" w:lineRule="auto"/>
-        <w:jc w:val="both"/>
-        <w:rPr>
-          <w:rFonts w:ascii="Times New Roman" w:hAnsi="Times New Roman" w:cs="Times New Roman"/>
-        </w:rPr>
-      </w:pPr>
-      <w:r>
-        <w:rPr>
-          <w:rFonts w:ascii="Times New Roman" w:hAnsi="Times New Roman" w:cs="Times New Roman"/>
-        </w:rPr>
-        <w:t>Chapter 4</w:t>
-      </w:r>
-      <w:r>
-        <w:rPr>
-          <w:rFonts w:ascii="Times New Roman" w:hAnsi="Times New Roman" w:cs="Times New Roman"/>
-        </w:rPr>
-        <w:t xml:space="preserve"> reviews the r</w:t>
-      </w:r>
-      <w:r>
-        <w:rPr>
-          <w:rFonts w:ascii="Times New Roman" w:hAnsi="Times New Roman" w:cs="Times New Roman"/>
-        </w:rPr>
-        <w:t xml:space="preserve">esults </w:t>
-      </w:r>
-      <w:r>
-        <w:rPr>
-          <w:rFonts w:ascii="Times New Roman" w:hAnsi="Times New Roman" w:cs="Times New Roman"/>
-        </w:rPr>
-        <w:t>and p</w:t>
-      </w:r>
-      <w:r>
-        <w:rPr>
-          <w:rFonts w:ascii="Times New Roman" w:hAnsi="Times New Roman" w:cs="Times New Roman"/>
-        </w:rPr>
-        <w:t xml:space="preserve">erformance </w:t>
-      </w:r>
-      <w:r>
-        <w:rPr>
-          <w:rFonts w:ascii="Times New Roman" w:hAnsi="Times New Roman" w:cs="Times New Roman"/>
-        </w:rPr>
-        <w:t>e</w:t>
-      </w:r>
-      <w:r>
-        <w:rPr>
-          <w:rFonts w:ascii="Times New Roman" w:hAnsi="Times New Roman" w:cs="Times New Roman"/>
-        </w:rPr>
-        <w:t>valuation</w:t>
-      </w:r>
-      <w:r>
-        <w:rPr>
-          <w:rFonts w:ascii="Times New Roman" w:hAnsi="Times New Roman" w:cs="Times New Roman"/>
-        </w:rPr>
-        <w:t>. It</w:t>
+    </w:p>
+    <w:p>
+      <w:pPr>
+        <w:spacing w:line="360" w:lineRule="auto"/>
+        <w:jc w:val="both"/>
+        <w:rPr>
+          <w:rFonts w:ascii="Times New Roman" w:hAnsi="Times New Roman" w:cs="Times New Roman"/>
+        </w:rPr>
+      </w:pPr>
+      <w:r>
+        <w:rPr>
+          <w:rFonts w:ascii="Times New Roman" w:hAnsi="Times New Roman" w:cs="Times New Roman"/>
+          <w:b/>
+          <w:bCs/>
+        </w:rPr>
+        <w:t>Chapter One (Introduction):</w:t>
+      </w:r>
+      <w:r>
+        <w:rPr>
+          <w:rFonts w:ascii="Times New Roman" w:hAnsi="Times New Roman" w:cs="Times New Roman"/>
+        </w:rPr>
+        <w:t xml:space="preserve"> Outlines the context, problem statement, purpose, research objectives, research questions, significance, delimitations, limitations, definition of terms, and structure of the study.</w:t>
+      </w:r>
+    </w:p>
+    <w:p>
+      <w:pPr>
+        <w:spacing w:line="360" w:lineRule="auto"/>
+        <w:jc w:val="both"/>
+        <w:rPr>
+          <w:rFonts w:ascii="Times New Roman" w:hAnsi="Times New Roman" w:cs="Times New Roman"/>
+        </w:rPr>
+      </w:pPr>
+      <w:r>
+        <w:rPr>
+          <w:rFonts w:ascii="Times New Roman" w:hAnsi="Times New Roman" w:cs="Times New Roman"/>
+          <w:b/>
+          <w:bCs/>
+        </w:rPr>
+        <w:t>Chapter Two (Literature Review):</w:t>
+      </w:r>
+      <w:r>
+        <w:rPr>
+          <w:rFonts w:ascii="Times New Roman" w:hAnsi="Times New Roman" w:cs="Times New Roman"/>
+        </w:rPr>
+        <w:t xml:space="preserve"> Examines the theoretical foundation of zero-knowledge proofs, Attribute-Based Credentials, domain-specific languages, and EVM verification dynamics</w:t>
+      </w:r>
+      <w:r>
+        <w:rPr>
+          <w:rFonts w:ascii="Times New Roman" w:hAnsi="Times New Roman" w:cs="Times New Roman"/>
+        </w:rPr>
+        <w:t xml:space="preserve"> as it</w:t>
+      </w:r>
+      <w:r>
+        <w:rPr>
+          <w:rFonts w:ascii="Times New Roman" w:hAnsi="Times New Roman" w:cs="Times New Roman"/>
+        </w:rPr>
+        <w:t xml:space="preserve"> synthesiz</w:t>
+      </w:r>
+      <w:r>
+        <w:rPr>
+          <w:rFonts w:ascii="Times New Roman" w:hAnsi="Times New Roman" w:cs="Times New Roman"/>
+        </w:rPr>
+        <w:t>es</w:t>
+      </w:r>
+      <w:r>
+        <w:rPr>
+          <w:rFonts w:ascii="Times New Roman" w:hAnsi="Times New Roman" w:cs="Times New Roman"/>
+        </w:rPr>
+        <w:t xml:space="preserve"> prior empirical literature and establishing the conceptual framework.</w:t>
+      </w:r>
+    </w:p>
+    <w:p>
+      <w:pPr>
+        <w:spacing w:line="360" w:lineRule="auto"/>
+        <w:jc w:val="both"/>
+        <w:rPr>
+          <w:rFonts w:ascii="Times New Roman" w:hAnsi="Times New Roman" w:cs="Times New Roman"/>
+        </w:rPr>
+      </w:pPr>
+      <w:r>
+        <w:rPr>
+          <w:rFonts w:ascii="Times New Roman" w:hAnsi="Times New Roman" w:cs="Times New Roman"/>
+          <w:b/>
+          <w:bCs/>
+        </w:rPr>
+        <w:t>Chapter Three (Research Methods):</w:t>
+      </w:r>
+      <w:r>
+        <w:rPr>
+          <w:rFonts w:ascii="Times New Roman" w:hAnsi="Times New Roman" w:cs="Times New Roman"/>
+        </w:rPr>
+        <w:t xml:space="preserve"> Details the experimental research design, circuit architecture, experimental setup, evaluation metrics, smart contract verification pipeline, and data analysis procedures.</w:t>
       </w:r>
       <w:r>
         <w:rPr>
@@ -879,167 +1390,73 @@
         </w:rPr>
         <w:t xml:space="preserve"> </w:t>
       </w:r>
-      <w:r>
-        <w:rPr>
-          <w:rFonts w:ascii="Times New Roman" w:hAnsi="Times New Roman" w:cs="Times New Roman"/>
-        </w:rPr>
-        <w:t>d</w:t>
-      </w:r>
-      <w:r>
-        <w:rPr>
-          <w:rFonts w:ascii="Times New Roman" w:hAnsi="Times New Roman" w:cs="Times New Roman"/>
-        </w:rPr>
-        <w:t xml:space="preserve">etails empirical findings regarding proof generation speed, circuit complexity impact, and Ethereum gas verification costs.  </w:t>
-      </w:r>
-    </w:p>
-    <w:p>
-      <w:pPr>
-        <w:spacing w:line="360" w:lineRule="auto"/>
-        <w:jc w:val="both"/>
-        <w:rPr>
-          <w:rFonts w:ascii="Times New Roman" w:hAnsi="Times New Roman" w:cs="Times New Roman"/>
-        </w:rPr>
-      </w:pPr>
-      <w:r>
-        <w:rPr>
-          <w:rFonts w:ascii="Times New Roman" w:hAnsi="Times New Roman" w:cs="Times New Roman"/>
-        </w:rPr>
-        <w:t>Chapter 5</w:t>
-      </w:r>
-      <w:r>
-        <w:rPr>
-          <w:rFonts w:ascii="Times New Roman" w:hAnsi="Times New Roman" w:cs="Times New Roman"/>
-        </w:rPr>
-        <w:t xml:space="preserve"> discusses the</w:t>
-      </w:r>
-      <w:r>
-        <w:rPr>
-          <w:rFonts w:ascii="Times New Roman" w:hAnsi="Times New Roman" w:cs="Times New Roman"/>
+    </w:p>
+    <w:p>
+      <w:pPr>
+        <w:spacing w:line="360" w:lineRule="auto"/>
+        <w:jc w:val="both"/>
+        <w:rPr>
+          <w:rFonts w:ascii="Times New Roman" w:hAnsi="Times New Roman" w:cs="Times New Roman"/>
+        </w:rPr>
+      </w:pPr>
+      <w:r>
+        <w:rPr>
+          <w:rFonts w:ascii="Times New Roman" w:hAnsi="Times New Roman" w:cs="Times New Roman"/>
+          <w:b/>
+          <w:bCs/>
+        </w:rPr>
+        <w:t>Chapter Four (Results and Discussion):</w:t>
+      </w:r>
+      <w:r>
+        <w:rPr>
+          <w:rFonts w:ascii="Times New Roman" w:hAnsi="Times New Roman" w:cs="Times New Roman"/>
+        </w:rPr>
+        <w:t xml:space="preserve"> Presents empirical benchmarking results for proof generation speed, circuit constraint scaling, and Ethereum gas expenditures, alongside an in-depth interpretation of performance trade-offs against existing literature.</w:t>
+      </w:r>
+      <w:r>
+        <w:rPr>
+          <w:rFonts w:ascii="Times New Roman" w:hAnsi="Times New Roman" w:cs="Times New Roman"/>
+        </w:rPr>
+        <w:t xml:space="preserve">  </w:t>
+      </w:r>
+    </w:p>
+    <w:p>
+      <w:pPr>
+        <w:spacing w:line="360" w:lineRule="auto"/>
+        <w:jc w:val="both"/>
+        <w:rPr>
+          <w:rFonts w:ascii="Times New Roman" w:hAnsi="Times New Roman" w:cs="Times New Roman"/>
+        </w:rPr>
+      </w:pPr>
+      <w:r>
+        <w:rPr>
+          <w:rFonts w:ascii="Times New Roman" w:hAnsi="Times New Roman" w:cs="Times New Roman"/>
+          <w:b/>
+          <w:bCs/>
+        </w:rPr>
+        <w:t>Chapter</w:t>
+      </w:r>
+      <w:r>
+        <w:rPr>
+          <w:rFonts w:ascii="Times New Roman" w:hAnsi="Times New Roman" w:cs="Times New Roman"/>
+          <w:b/>
+          <w:bCs/>
         </w:rPr>
         <w:t xml:space="preserve"> </w:t>
       </w:r>
       <w:r>
         <w:rPr>
           <w:rFonts w:ascii="Times New Roman" w:hAnsi="Times New Roman" w:cs="Times New Roman"/>
-        </w:rPr>
-        <w:t>i</w:t>
-      </w:r>
-      <w:r>
-        <w:rPr>
-          <w:rFonts w:ascii="Times New Roman" w:hAnsi="Times New Roman" w:cs="Times New Roman"/>
-        </w:rPr>
-        <w:t>mplications</w:t>
-      </w:r>
-      <w:r>
-        <w:rPr>
-          <w:rFonts w:ascii="Times New Roman" w:hAnsi="Times New Roman" w:cs="Times New Roman"/>
-        </w:rPr>
-        <w:t xml:space="preserve"> and provides a</w:t>
-      </w:r>
-      <w:r>
-        <w:rPr>
-          <w:rFonts w:ascii="Times New Roman" w:hAnsi="Times New Roman" w:cs="Times New Roman"/>
-        </w:rPr>
-        <w:t>naly</w:t>
-      </w:r>
-      <w:r>
-        <w:rPr>
-          <w:rFonts w:ascii="Times New Roman" w:hAnsi="Times New Roman" w:cs="Times New Roman"/>
-        </w:rPr>
-        <w:t>sis on</w:t>
-      </w:r>
-      <w:r>
-        <w:rPr>
-          <w:rFonts w:ascii="Times New Roman" w:hAnsi="Times New Roman" w:cs="Times New Roman"/>
-        </w:rPr>
-        <w:t xml:space="preserve"> security-efficiency trade-offs, network impact and strategies for system optimization.  </w:t>
-      </w:r>
-    </w:p>
-    <w:p>
-      <w:pPr>
-        <w:spacing w:line="360" w:lineRule="auto"/>
-        <w:jc w:val="both"/>
-        <w:rPr>
-          <w:rFonts w:ascii="Times New Roman" w:hAnsi="Times New Roman" w:cs="Times New Roman"/>
-        </w:rPr>
-      </w:pPr>
-      <w:r>
-        <w:rPr>
-          <w:rFonts w:ascii="Times New Roman" w:hAnsi="Times New Roman" w:cs="Times New Roman"/>
-        </w:rPr>
-        <w:t xml:space="preserve">Chapter 6 </w:t>
-      </w:r>
-      <w:r>
-        <w:rPr>
-          <w:rFonts w:ascii="Times New Roman" w:hAnsi="Times New Roman" w:cs="Times New Roman"/>
-        </w:rPr>
-        <w:t>provides the c</w:t>
-      </w:r>
-      <w:r>
-        <w:rPr>
-          <w:rFonts w:ascii="Times New Roman" w:hAnsi="Times New Roman" w:cs="Times New Roman"/>
-        </w:rPr>
-        <w:t xml:space="preserve">onclusion </w:t>
-      </w:r>
-      <w:r>
-        <w:rPr>
-          <w:rFonts w:ascii="Times New Roman" w:hAnsi="Times New Roman" w:cs="Times New Roman"/>
-        </w:rPr>
-        <w:t>and</w:t>
-      </w:r>
-      <w:r>
-        <w:rPr>
-          <w:rFonts w:ascii="Times New Roman" w:hAnsi="Times New Roman" w:cs="Times New Roman"/>
-        </w:rPr>
-        <w:t xml:space="preserve"> </w:t>
-      </w:r>
-      <w:r>
-        <w:rPr>
-          <w:rFonts w:ascii="Times New Roman" w:hAnsi="Times New Roman" w:cs="Times New Roman"/>
-        </w:rPr>
-        <w:t>f</w:t>
-      </w:r>
-      <w:r>
-        <w:rPr>
-          <w:rFonts w:ascii="Times New Roman" w:hAnsi="Times New Roman" w:cs="Times New Roman"/>
-        </w:rPr>
-        <w:t xml:space="preserve">uture </w:t>
-      </w:r>
-      <w:r>
-        <w:rPr>
-          <w:rFonts w:ascii="Times New Roman" w:hAnsi="Times New Roman" w:cs="Times New Roman"/>
-        </w:rPr>
-        <w:t>recommendations. It</w:t>
-      </w:r>
-      <w:r>
-        <w:rPr>
-          <w:rFonts w:ascii="Times New Roman" w:hAnsi="Times New Roman" w:cs="Times New Roman"/>
-        </w:rPr>
-        <w:t xml:space="preserve"> </w:t>
-      </w:r>
-      <w:r>
-        <w:rPr>
-          <w:rFonts w:ascii="Times New Roman" w:hAnsi="Times New Roman" w:cs="Times New Roman"/>
-        </w:rPr>
-        <w:t>s</w:t>
-      </w:r>
-      <w:r>
-        <w:rPr>
-          <w:rFonts w:ascii="Times New Roman" w:hAnsi="Times New Roman" w:cs="Times New Roman"/>
-        </w:rPr>
-        <w:t xml:space="preserve">ummarizes </w:t>
-      </w:r>
-      <w:r>
-        <w:rPr>
-          <w:rFonts w:ascii="Times New Roman" w:hAnsi="Times New Roman" w:cs="Times New Roman"/>
-        </w:rPr>
-        <w:t xml:space="preserve">the </w:t>
-      </w:r>
-      <w:r>
-        <w:rPr>
-          <w:rFonts w:ascii="Times New Roman" w:hAnsi="Times New Roman" w:cs="Times New Roman"/>
-        </w:rPr>
-        <w:t xml:space="preserve">core insights and outlines future research directions.  </w:t>
+          <w:b/>
+          <w:bCs/>
+        </w:rPr>
+        <w:t>Five (Summary, Conclusions and Recommendations):</w:t>
+      </w:r>
+      <w:r>
+        <w:rPr>
+          <w:rFonts w:ascii="Times New Roman" w:hAnsi="Times New Roman" w:cs="Times New Roman"/>
+        </w:rPr>
+        <w:t xml:space="preserve"> Provides a comprehensive summary of key findings, draws conclusions based on empirical results, offers actionable technical recommendations for developers, and highlights directions for future research.</w:t>
       </w:r>
     </w:p>
     <w:sectPr>
@@ -1141,6 +1558,119 @@
     </w:lvl>
   </w:abstractNum>
   <w:abstractNum w:abstractNumId="1" w15:restartNumberingAfterBreak="0">
+    <w:nsid w:val="37754B12"/>
+    <w:multiLevelType w:val="multilevel"/>
+    <w:tmpl w:val="68CE3D22"/>
+    <w:lvl w:ilvl="0">
+      <w:start w:val="1"/>
+      <w:numFmt w:val="decimal"/>
+      <w:lvlText w:val="%1.0"/>
+      <w:lvlJc w:val="left"/>
+      <w:pPr>
+        <w:ind w:left="420" w:hanging="420"/>
+      </w:pPr>
+      <w:rPr>
+        <w:rFonts w:eastAsiaTheme="minorHAnsi" w:cs="Times New Roman" w:hint="default"/>
+      </w:rPr>
+    </w:lvl>
+    <w:lvl w:ilvl="1">
+      <w:start w:val="1"/>
+      <w:numFmt w:val="decimal"/>
+      <w:lvlText w:val="%1.%2"/>
+      <w:lvlJc w:val="left"/>
+      <w:pPr>
+        <w:ind w:left="1140" w:hanging="420"/>
+      </w:pPr>
+      <w:rPr>
+        <w:rFonts w:eastAsiaTheme="minorHAnsi" w:cs="Times New Roman" w:hint="default"/>
+      </w:rPr>
+    </w:lvl>
+    <w:lvl w:ilvl="2">
+      <w:start w:val="1"/>
+      <w:numFmt w:val="decimal"/>
+      <w:lvlText w:val="%1.%2.%3"/>
+      <w:lvlJc w:val="left"/>
+      <w:pPr>
+        <w:ind w:left="2160" w:hanging="720"/>
+      </w:pPr>
+      <w:rPr>
+        <w:rFonts w:eastAsiaTheme="minorHAnsi" w:cs="Times New Roman" w:hint="default"/>
+      </w:rPr>
+    </w:lvl>
+    <w:lvl w:ilvl="3">
+      <w:start w:val="1"/>
+      <w:numFmt w:val="decimal"/>
+      <w:lvlText w:val="%1.%2.%3.%4"/>
+      <w:lvlJc w:val="left"/>
+      <w:pPr>
+        <w:ind w:left="2880" w:hanging="720"/>
+      </w:pPr>
+      <w:rPr>
+        <w:rFonts w:eastAsiaTheme="minorHAnsi" w:cs="Times New Roman" w:hint="default"/>
+      </w:rPr>
+    </w:lvl>
+    <w:lvl w:ilvl="4">
+      <w:start w:val="1"/>
+      <w:numFmt w:val="decimal"/>
+      <w:lvlText w:val="%1.%2.%3.%4.%5"/>
+      <w:lvlJc w:val="left"/>
+      <w:pPr>
+        <w:ind w:left="3960" w:hanging="1080"/>
+      </w:pPr>
+      <w:rPr>
+        <w:rFonts w:eastAsiaTheme="minorHAnsi" w:cs="Times New Roman" w:hint="default"/>
+      </w:rPr>
+    </w:lvl>
+    <w:lvl w:ilvl="5">
+      <w:start w:val="1"/>
+      <w:numFmt w:val="decimal"/>
+      <w:lvlText w:val="%1.%2.%3.%4.%5.%6"/>
+      <w:lvlJc w:val="left"/>
+      <w:pPr>
+        <w:ind w:left="4680" w:hanging="1080"/>
+      </w:pPr>
+      <w:rPr>
+        <w:rFonts w:eastAsiaTheme="minorHAnsi" w:cs="Times New Roman" w:hint="default"/>
+      </w:rPr>
+    </w:lvl>
+    <w:lvl w:ilvl="6">
+      <w:start w:val="1"/>
+      <w:numFmt w:val="decimal"/>
+      <w:lvlText w:val="%1.%2.%3.%4.%5.%6.%7"/>
+      <w:lvlJc w:val="left"/>
+      <w:pPr>
+        <w:ind w:left="5760" w:hanging="1440"/>
+      </w:pPr>
+      <w:rPr>
+        <w:rFonts w:eastAsiaTheme="minorHAnsi" w:cs="Times New Roman" w:hint="default"/>
+      </w:rPr>
+    </w:lvl>
+    <w:lvl w:ilvl="7">
+      <w:start w:val="1"/>
+      <w:numFmt w:val="decimal"/>
+      <w:lvlText w:val="%1.%2.%3.%4.%5.%6.%7.%8"/>
+      <w:lvlJc w:val="left"/>
+      <w:pPr>
+        <w:ind w:left="6480" w:hanging="1440"/>
+      </w:pPr>
+      <w:rPr>
+        <w:rFonts w:eastAsiaTheme="minorHAnsi" w:cs="Times New Roman" w:hint="default"/>
+      </w:rPr>
+    </w:lvl>
+    <w:lvl w:ilvl="8">
+      <w:start w:val="1"/>
+      <w:numFmt w:val="decimal"/>
+      <w:lvlText w:val="%1.%2.%3.%4.%5.%6.%7.%8.%9"/>
+      <w:lvlJc w:val="left"/>
+      <w:pPr>
+        <w:ind w:left="7560" w:hanging="1800"/>
+      </w:pPr>
+      <w:rPr>
+        <w:rFonts w:eastAsiaTheme="minorHAnsi" w:cs="Times New Roman" w:hint="default"/>
+      </w:rPr>
+    </w:lvl>
+  </w:abstractNum>
+  <w:abstractNum w:abstractNumId="2" w15:restartNumberingAfterBreak="0">
     <w:nsid w:val="478D3AE7"/>
     <w:multiLevelType w:val="hybridMultilevel"/>
     <w:tmpl w:val="0AC211A8"/>
@@ -1230,6 +1760,9 @@
     <w:abstractNumId w:val="0"/>
   </w:num>
   <w:num w:numId="2" w16cid:durableId="1345476668">
+    <w:abstractNumId w:val="2"/>
+  </w:num>
+  <w:num w:numId="3" w16cid:durableId="1712877038">
     <w:abstractNumId w:val="1"/>
   </w:num>
 </w:numbering>
@@ -1835,7 +2368,6 @@
   <w:style w:type="character" w:default="1" w:styleId="DefaultParagraphFont">
     <w:name w:val="Default Paragraph Font"/>
     <w:uiPriority w:val="1"/>
-    <w:semiHidden/>
     <w:unhideWhenUsed/>
   </w:style>
   <w:style w:type="table" w:default="1" w:styleId="TableNormal">
